--- a/call-scripts/Fisher-Paykel-Healthcare-F1-Discovery-Call-Script.docx
+++ b/call-scripts/Fisher-Paykel-Healthcare-F1-Discovery-Call-Script.docx
@@ -591,7 +591,7 @@
         <w:t xml:space="preserve">Which Fisher &amp; Paykel (confirm first):</w:t>
       </w:r>
       <w:r>
-        <w:t xml:space="preserve"> the user only wrote "Fisher &amp; Paykel". If the contact is from Appliances (Haier-owned, China), stop: the standing compliance note applies ("confirm the corporate structure internally before any proposal moves") and none of this prep holds.</w:t>
+        <w:t xml:space="preserve"> the request only named "Fisher &amp; Paykel". If the contact is from Appliances (Haier-owned, China), stop: the standing compliance note applies ("confirm the corporate structure internally before any proposal moves") and none of this prep holds.</w:t>
       </w:r>
     </w:p>
     <w:p>
